--- a/5_DW/Lesson 5.docx
+++ b/5_DW/Lesson 5.docx
@@ -872,6 +872,22 @@
       <w:r>
         <w:t xml:space="preserve"> </w:t>
       </w:r>
+      <w:r>
+        <w:t xml:space="preserve">– ключ поставщика, от которого был получен товар, проданный в конкретной позиции заказа. Один и тот же товар может поставляться разными </w:t>
+      </w:r>
+      <w:r>
+        <w:lastRenderedPageBreak/>
+        <w:t xml:space="preserve">поставщиками. </w:t>
+      </w:r>
+      <w:r>
+        <w:rPr>
+          <w:lang w:val="en-US"/>
+        </w:rPr>
+        <w:t xml:space="preserve">Supplier Key </w:t>
+      </w:r>
+      <w:r>
+        <w:t>фиксирует поставщика именно для конкретной строки продажи</w:t>
+      </w:r>
     </w:p>
     <w:p>
       <w:pPr>
@@ -910,7 +926,6 @@
         <w:rPr>
           <w:lang w:val="en-US"/>
         </w:rPr>
-        <w:lastRenderedPageBreak/>
         <w:t>UnitPrice</w:t>
       </w:r>
       <w:proofErr w:type="spellEnd"/>
@@ -1078,29 +1093,6 @@
       </w:r>
       <w:r>
         <w:t>:</w:t>
-      </w:r>
-      <w:r>
-        <w:t xml:space="preserve"> (чек </w:t>
-      </w:r>
-      <w:r>
-        <w:rPr>
-          <w:lang w:val="en-US"/>
-        </w:rPr>
-        <w:t>analytics</w:t>
-      </w:r>
-      <w:r>
-        <w:t>.</w:t>
-      </w:r>
-      <w:proofErr w:type="spellStart"/>
-      <w:r>
-        <w:rPr>
-          <w:lang w:val="en-US"/>
-        </w:rPr>
-        <w:t>sql</w:t>
-      </w:r>
-      <w:proofErr w:type="spellEnd"/>
-      <w:r>
-        <w:t>)</w:t>
       </w:r>
     </w:p>
     <w:p>
